--- a/docs/07-测试与验收用例说明书_V1.0.docx
+++ b/docs/07-测试与验收用例说明书_V1.0.docx
@@ -2,6 +2,149 @@
 <file path=word/document.xml><?xml version="1.0" encoding="utf-8"?>
 <w:document xmlns:wpc="http://schemas.microsoft.com/office/word/2010/wordprocessingCanvas" xmlns:mo="http://schemas.microsoft.com/office/mac/office/2008/main" xmlns:mc="http://schemas.openxmlformats.org/markup-compatibility/2006" xmlns:mv="urn:schemas-microsoft-com:mac:vml" xmlns:o="urn:schemas-microsoft-com:office:office" xmlns:r="http://schemas.openxmlformats.org/officeDocument/2006/relationships" xmlns:m="http://schemas.openxmlformats.org/officeDocument/2006/math" xmlns:v="urn:schemas-microsoft-com:vml" xmlns:wp14="http://schemas.microsoft.com/office/word/2010/wordprocessingDrawing" xmlns:wp="http://schemas.openxmlformats.org/drawingml/2006/wordprocessingDrawing" xmlns:w10="urn:schemas-microsoft-com:office:word" xmlns:w="http://schemas.openxmlformats.org/wordprocessingml/2006/main" xmlns:w14="http://schemas.microsoft.com/office/word/2010/wordml" xmlns:wpg="http://schemas.microsoft.com/office/word/2010/wordprocessingGroup" xmlns:wpi="http://schemas.microsoft.com/office/word/2010/wordprocessingInk" xmlns:wne="http://schemas.microsoft.com/office/word/2006/wordml" xmlns:wps="http://schemas.microsoft.com/office/word/2010/wordprocessingShape" mc:Ignorable="w14 wp14">
   <w:body>
+    <w:p>
+      <w:pPr>
+        <w:pStyle w:val="Heading1"/>
+      </w:pPr>
+      <w:r>
+        <w:rPr>
+          <w:rFonts w:ascii="Microsoft YaHei" w:hAnsi="Microsoft YaHei" w:eastAsia="Microsoft YaHei"/>
+          <w:b w:val="0"/>
+          <w:sz w:val="21"/>
+        </w:rPr>
+        <w:t>V2 目标基线修订</w:t>
+      </w:r>
+    </w:p>
+    <w:p>
+      <w:r>
+        <w:rPr>
+          <w:rFonts w:ascii="Microsoft YaHei" w:hAnsi="Microsoft YaHei" w:eastAsia="Microsoft YaHei"/>
+          <w:b/>
+          <w:sz w:val="21"/>
+        </w:rPr>
+        <w:t>本修订依据 docs/15-R7-BIZ-1-V2-评审决策冻结记录.md，描述 BIZ-1A～1D 后续实施的目标规则。当前数据库和已上线 API 未在 BIZ-1P 阶段改变。本文原 V1.0 正文中与本修订或冻结记录冲突的断言已废弃，仅保留现行实现与历史追溯意义。</w:t>
+      </w:r>
+    </w:p>
+    <w:p>
+      <w:r>
+        <w:rPr>
+          <w:rFonts w:ascii="Microsoft YaHei" w:hAnsi="Microsoft YaHei" w:eastAsia="Microsoft YaHei"/>
+          <w:b/>
+          <w:sz w:val="21"/>
+        </w:rPr>
+        <w:t>目标设计和完整测试条目见 docs/16-R7-BIZ-1P-V2-目标设计与验收基线.md。出现冻结记录内部冲突必须停止实施并标记 DECISION REQUIRED。</w:t>
+      </w:r>
+    </w:p>
+    <w:p>
+      <w:pPr/>
+      <w:r>
+        <w:rPr>
+          <w:rFonts w:ascii="Microsoft YaHei" w:hAnsi="Microsoft YaHei" w:eastAsia="Microsoft YaHei"/>
+          <w:b w:val="0"/>
+          <w:sz w:val="21"/>
+        </w:rPr>
+        <w:t>以下为 BIZ-1A～1R 必须新增的未来用例，不表示本阶段已经执行：</w:t>
+      </w:r>
+    </w:p>
+    <w:p>
+      <w:pPr>
+        <w:pStyle w:val="ListBullet"/>
+      </w:pPr>
+      <w:r>
+        <w:rPr>
+          <w:rFonts w:ascii="Microsoft YaHei" w:hAnsi="Microsoft YaHei" w:eastAsia="Microsoft YaHei"/>
+          <w:b w:val="0"/>
+          <w:sz w:val="21"/>
+        </w:rPr>
+        <w:t>A01 用户管理不能创建/分配 DRIVER，司机流程原子创建/关联 User；driverType 变更受绑定、未完线路、工资历史保护。A02 OUTSOURCED 绑定 API、候选均拒绝；外协线路无 company vehicle 仍可按真实车牌与工资发布。</w:t>
+      </w:r>
+    </w:p>
+    <w:p>
+      <w:pPr>
+        <w:pStyle w:val="ListBullet"/>
+      </w:pPr>
+      <w:r>
+        <w:t>B01 三次以上转派顺序、快照和历史完整；B02 转派后未发车再次转派只能继续转派；B03 转派与卸货并发仅一个成功，旧司机卸货 403/业务拒绝；B04 转派链最终卸货前作废拒绝，完成后按完成线规则可作废。</w:t>
+      </w:r>
+    </w:p>
+    <w:p>
+      <w:pPr>
+        <w:pStyle w:val="ListBullet"/>
+      </w:pPr>
+      <w:r>
+        <w:rPr>
+          <w:rFonts w:ascii="Microsoft YaHei" w:hAnsi="Microsoft YaHei" w:eastAsia="Microsoft YaHei"/>
+          <w:b w:val="0"/>
+          <w:sz w:val="21"/>
+        </w:rPr>
+        <w:t>B05 转派工资重核所有参与，新工资必填，可为 0.00；相同金额不追加历史。B06 独立工资调整需要独立权限与原因；路线工资合计正确，普通取消初始指派不计。</w:t>
+      </w:r>
+    </w:p>
+    <w:p>
+      <w:pPr>
+        <w:pStyle w:val="ListBullet"/>
+      </w:pPr>
+      <w:r>
+        <w:rPr>
+          <w:rFonts w:ascii="Microsoft YaHei" w:hAnsi="Microsoft YaHei" w:eastAsia="Microsoft YaHei"/>
+          <w:b w:val="0"/>
+          <w:sz w:val="21"/>
+        </w:rPr>
+        <w:t>C01 多 INTERNAL 参与公司车都可产生该线路费用，OUTSOURCED 车牌不可；查询时资格和正式落账时资格一致。C02 能源费用按全线时间窗口 0/1/多匹配处理。C03 正式费用在归属/未归属间双向调整留历史，线路利润随之变化，公司总费用保持。C04 未归属有效费用进入公司总支出，公司利润不虚高且不重复扣减。</w:t>
+      </w:r>
+    </w:p>
+    <w:p>
+      <w:pPr>
+        <w:pStyle w:val="ListBullet"/>
+      </w:pPr>
+      <w:r>
+        <w:rPr>
+          <w:rFonts w:ascii="Microsoft YaHei" w:hAnsi="Microsoft YaHei" w:eastAsia="Microsoft YaHei"/>
+          <w:b w:val="0"/>
+          <w:sz w:val="21"/>
+        </w:rPr>
+        <w:t>D01 仅当前有效参与司机可完成卸货；无磅单、错误 purpose、跨线路/他人附件均拒绝；上传成功卸货失败不产生假证据；纠错原图不覆盖。D02 INTERNAL 达标真/假、OUTSOURCED 不适用，达标率仅适用分母；未达标仍可卸货。D03 司机 API 不含单价、任何工资、收入、利润、达标及阈值，salary:mine 仍按本人与类型授权。</w:t>
+      </w:r>
+    </w:p>
+    <w:p>
+      <w:pPr>
+        <w:pStyle w:val="ListBullet"/>
+      </w:pPr>
+      <w:r>
+        <w:rPr>
+          <w:rFonts w:ascii="Microsoft YaHei" w:hAnsi="Microsoft YaHei" w:eastAsia="Microsoft YaHei"/>
+          <w:b w:val="0"/>
+          <w:sz w:val="21"/>
+        </w:rPr>
+        <w:t>R01 新线路导入走正常状态机；历史线路导入直接 COMPLETED，不能再次发布/发车/转派/卸货，ImportTask/Row 与来源可追溯。R02 完成线列表及档案收入=有效重量×含税单价，支出=线路费用净额+所有有效参与工资；作废后线路经营退出，公司真实费用仍计。R03 只有 COMPLETED 可作废，原因与 UI 风险确认；恢复回 COMPLETED，历史与旧月结不变，新差异语义正确。</w:t>
+      </w:r>
+    </w:p>
+    <w:p>
+      <w:pPr>
+        <w:pStyle w:val="ListBullet"/>
+      </w:pPr>
+      <w:r>
+        <w:rPr>
+          <w:rFonts w:ascii="Microsoft YaHei" w:hAnsi="Microsoft YaHei" w:eastAsia="Microsoft YaHei"/>
+          <w:b w:val="0"/>
+          <w:sz w:val="21"/>
+        </w:rPr>
+        <w:t>R04 月结 V1 后工资、重量、费用、归属和作废/恢复形成可解释 V2 差异，操作人/时间/原因可靠；审批费用业务摘要够用。R05 审批同岗位多步骤可按稳定 ID 返回指定合法前置步骤，非法目标拒绝，历史不覆盖。R06 audit_log 有真实转派、工资、费用归属、作废/恢复、重量及角色权限高风险动作的前后值。R07 并发重复请求、迁移回填、既有库和 V1～V8 空库均验收。</w:t>
+      </w:r>
+    </w:p>
+    <w:p>
+      <w:pPr>
+        <w:pStyle w:val="Heading2"/>
+      </w:pPr>
+      <w:r>
+        <w:rPr>
+          <w:rFonts w:ascii="Microsoft YaHei" w:hAnsi="Microsoft YaHei" w:eastAsia="Microsoft YaHei"/>
+          <w:b w:val="0"/>
+          <w:sz w:val="21"/>
+        </w:rPr>
+        <w:t>以下为 V1.0 原始正文。与以上 V2 修订冲突的旧口径均已废弃。</w:t>
+      </w:r>
+    </w:p>
     <w:p>
       <w:r>
         <w:rPr>

--- a/docs/07-测试与验收用例说明书_V1.0.docx
+++ b/docs/07-测试与验收用例说明书_V1.0.docx
@@ -130,6 +130,33 @@
           <w:sz w:val="21"/>
         </w:rPr>
         <w:t>R04 月结 V1 后工资、重量、费用、归属和作废/恢复形成可解释 V2 差异，操作人/时间/原因可靠；审批费用业务摘要够用。R05 审批同岗位多步骤可按稳定 ID 返回指定合法前置步骤，非法目标拒绝，历史不覆盖。R06 audit_log 有真实转派、工资、费用归属、作废/恢复、重量及角色权限高风险动作的前后值。R07 并发重复请求、迁移回填、既有库和 V1～V8 空库均验收。</w:t>
+      </w:r>
+    </w:p>
+    <w:p>
+      <w:pPr>
+        <w:pStyle w:val="ListBullet"/>
+        <w:keepLines/>
+      </w:pPr>
+      <w:r>
+        <w:t>A03 司机新账号测试：后台创建人填写初始密码时原子创建安全哈希 DRIVER User；已有合法 DRIVER User 直接关联且原密码不变；冲突手机号拒绝、重复请求不造孤儿；响应、Audit、日志无明文，重置流程保持有效。BIZ-1A 仅验证服务底座，页面/API 接入须待后续阶段验证。</w:t>
+      </w:r>
+    </w:p>
+    <w:p>
+      <w:pPr>
+        <w:pStyle w:val="ListBullet"/>
+        <w:keepLines/>
+      </w:pPr>
+      <w:r>
+        <w:t>A04 外协首发布测试：真实车牌及初始工资均必填，0.00 合法；无需 vehicleId，公司 vehicle 查询/创建/绑定均不发生；客户端伪造司机类型不能改变由 Driver.driverType 决定的校验分支。正式首发布入口待后续阶段实现后执行。</w:t>
+      </w:r>
+    </w:p>
+    <w:p>
+      <w:pPr>
+        <w:pStyle w:val="ListBullet"/>
+        <w:keepLines/>
+      </w:pPr>
+      <w:r>
+        <w:t>R08 BIZ-1R 最终验收：取同一批既有 Settlement Snapshot，在 V8 迁移前后逐字段及 hash 对比，确认旧快照内容不变。BIZ-1A 仅验证 V8 不修改 Settlement 表且原记录仍存在，此项为 NON-BLOCKING 待测，不可提前记 PASS。</w:t>
       </w:r>
     </w:p>
     <w:p>
